--- a/Course/2 Component 2 - Algorithms and Programming/2.1 Elements of Computational Thinking/2.1.5 Thinking Concurrently/3 Worksheet (editable).docx
+++ b/Course/2 Component 2 - Algorithms and Programming/2.1 Elements of Computational Thinking/2.1.5 Thinking Concurrently/3 Worksheet (editable).docx
@@ -7,62 +7,26 @@
         <w:pStyle w:val="Heading1"/>
       </w:pPr>
       <w:r>
+        <w:rPr>
+          <w:b w:val="0"/>
+          <w:i w:val="0"/>
+        </w:rPr>
         <w:t>Quiz — 2.1.5 Thinking Concurrently</w:t>
       </w:r>
     </w:p>
     <w:p>
       <w:r>
-        <w:t xml:space="preserve">Name: </w:t>
-      </w:r>
-      <w:r>
         <w:rPr>
-          <w:b/>
+          <w:b w:val="0"/>
+          <w:i w:val="0"/>
         </w:rPr>
-        <w:t>_</w:t>
-      </w:r>
-      <w:r>
-        <w:rPr>
-          <w:b/>
-        </w:rPr>
-        <w:t>_</w:t>
-      </w:r>
-      <w:r>
-        <w:rPr>
-          <w:b/>
-        </w:rPr>
-        <w:t>_</w:t>
-      </w:r>
-      <w:r>
-        <w:rPr>
-          <w:b/>
-        </w:rPr>
-        <w:t>_</w:t>
-      </w:r>
-      <w:r>
-        <w:rPr>
-          <w:b/>
-        </w:rPr>
-        <w:t xml:space="preserve">   Date: </w:t>
-      </w:r>
-      <w:r>
-        <w:rPr>
-          <w:b/>
-        </w:rPr>
-        <w:t>_</w:t>
-      </w:r>
-      <w:r>
-        <w:rPr>
-          <w:b/>
-        </w:rPr>
-        <w:t xml:space="preserve">_   Mark: </w:t>
-      </w:r>
-      <w:r>
-        <w:t>____ / 20</w:t>
+        <w:t>Name: ______________________   Date: __________   Mark: ______ / 20</w:t>
       </w:r>
     </w:p>
     <w:p>
       <w:r>
         <w:rPr>
+          <w:b w:val="0"/>
           <w:i/>
         </w:rPr>
         <w:t>OCR H446 · Component 02 · 2.1.5</w:t>
@@ -80,6 +44,10 @@
         <w:pStyle w:val="Heading2"/>
       </w:pPr>
       <w:r>
+        <w:rPr>
+          <w:b w:val="0"/>
+          <w:i w:val="0"/>
+        </w:rPr>
         <w:t>Section A — Multiple choice (6 marks)</w:t>
       </w:r>
     </w:p>
@@ -87,35 +55,60 @@
       <w:r>
         <w:rPr>
           <w:b/>
+          <w:i w:val="0"/>
         </w:rPr>
         <w:t>1.</w:t>
       </w:r>
       <w:r>
+        <w:rPr>
+          <w:b w:val="0"/>
+          <w:i w:val="0"/>
+        </w:rPr>
         <w:t xml:space="preserve"> A weather model splits a country into regions and processes each region at the same time on a multi-core machine. This is an example of:</w:t>
       </w:r>
     </w:p>
     <w:p>
       <w:r>
+        <w:rPr>
+          <w:b w:val="0"/>
+          <w:i w:val="0"/>
+        </w:rPr>
         <w:t>A. Caching</w:t>
       </w:r>
     </w:p>
     <w:p>
       <w:r>
+        <w:rPr>
+          <w:b w:val="0"/>
+          <w:i w:val="0"/>
+        </w:rPr>
         <w:t>B. Concurrent (parallel) processing</w:t>
       </w:r>
     </w:p>
     <w:p>
       <w:r>
+        <w:rPr>
+          <w:b w:val="0"/>
+          <w:i w:val="0"/>
+        </w:rPr>
         <w:t>C. A precondition</w:t>
       </w:r>
     </w:p>
     <w:p>
       <w:r>
+        <w:rPr>
+          <w:b w:val="0"/>
+          <w:i w:val="0"/>
+        </w:rPr>
         <w:t>D. Abstraction</w:t>
       </w:r>
     </w:p>
     <w:p>
       <w:r>
+        <w:rPr>
+          <w:b w:val="0"/>
+          <w:i w:val="0"/>
+        </w:rPr>
         <w:t>Your answer: ☐</w:t>
       </w:r>
     </w:p>
@@ -123,44 +116,74 @@
       <w:r>
         <w:rPr>
           <w:b/>
+          <w:i w:val="0"/>
         </w:rPr>
         <w:t>2.</w:t>
       </w:r>
       <w:r>
+        <w:rPr>
+          <w:b w:val="0"/>
+          <w:i w:val="0"/>
+        </w:rPr>
         <w:t xml:space="preserve"> Which pair of tasks in a video-editing app are </w:t>
       </w:r>
       <w:r>
         <w:rPr>
           <w:b/>
+          <w:i w:val="0"/>
         </w:rPr>
         <w:t>safe to run concurrently</w:t>
       </w:r>
       <w:r>
+        <w:rPr>
+          <w:b w:val="0"/>
+          <w:i w:val="0"/>
+        </w:rPr>
         <w:t xml:space="preserve"> because they are independent?</w:t>
       </w:r>
     </w:p>
     <w:p>
       <w:r>
+        <w:rPr>
+          <w:b w:val="0"/>
+          <w:i w:val="0"/>
+        </w:rPr>
         <w:t>A. Rendering a clip and then exporting the very same rendered clip</w:t>
       </w:r>
     </w:p>
     <w:p>
       <w:r>
+        <w:rPr>
+          <w:b w:val="0"/>
+          <w:i w:val="0"/>
+        </w:rPr>
         <w:t>B. Generating audio for scene 1 and generating audio for scene 2</w:t>
       </w:r>
     </w:p>
     <w:p>
       <w:r>
+        <w:rPr>
+          <w:b w:val="0"/>
+          <w:i w:val="0"/>
+        </w:rPr>
         <w:t>C. Reading a value, then writing back that value plus one</w:t>
       </w:r>
     </w:p>
     <w:p>
       <w:r>
+        <w:rPr>
+          <w:b w:val="0"/>
+          <w:i w:val="0"/>
+        </w:rPr>
         <w:t>D. Logging in, then loading the logged-in user's projects</w:t>
       </w:r>
     </w:p>
     <w:p>
       <w:r>
+        <w:rPr>
+          <w:b w:val="0"/>
+          <w:i w:val="0"/>
+        </w:rPr>
         <w:t>Your answer: ☐</w:t>
       </w:r>
     </w:p>
@@ -168,35 +191,60 @@
       <w:r>
         <w:rPr>
           <w:b/>
+          <w:i w:val="0"/>
         </w:rPr>
         <w:t>3.</w:t>
       </w:r>
       <w:r>
+        <w:rPr>
+          <w:b w:val="0"/>
+          <w:i w:val="0"/>
+        </w:rPr>
         <w:t xml:space="preserve"> Two concurrent threads both update a shared bank balance without coordination, and the final figure depends on which finishes first. This is a:</w:t>
       </w:r>
     </w:p>
     <w:p>
       <w:r>
+        <w:rPr>
+          <w:b w:val="0"/>
+          <w:i w:val="0"/>
+        </w:rPr>
         <w:t>A. Precondition</w:t>
       </w:r>
     </w:p>
     <w:p>
       <w:r>
+        <w:rPr>
+          <w:b w:val="0"/>
+          <w:i w:val="0"/>
+        </w:rPr>
         <w:t>B. Race condition</w:t>
       </w:r>
     </w:p>
     <w:p>
       <w:r>
+        <w:rPr>
+          <w:b w:val="0"/>
+          <w:i w:val="0"/>
+        </w:rPr>
         <w:t>C. Reusable component</w:t>
       </w:r>
     </w:p>
     <w:p>
       <w:r>
+        <w:rPr>
+          <w:b w:val="0"/>
+          <w:i w:val="0"/>
+        </w:rPr>
         <w:t>D. Decision point</w:t>
       </w:r>
     </w:p>
     <w:p>
       <w:r>
+        <w:rPr>
+          <w:b w:val="0"/>
+          <w:i w:val="0"/>
+        </w:rPr>
         <w:t>Your answer: ☐</w:t>
       </w:r>
     </w:p>
@@ -204,44 +252,74 @@
       <w:r>
         <w:rPr>
           <w:b/>
+          <w:i w:val="0"/>
         </w:rPr>
         <w:t>4.</w:t>
       </w:r>
       <w:r>
+        <w:rPr>
+          <w:b w:val="0"/>
+          <w:i w:val="0"/>
+        </w:rPr>
         <w:t xml:space="preserve"> On a computer with only a </w:t>
       </w:r>
       <w:r>
         <w:rPr>
           <w:b/>
+          <w:i w:val="0"/>
         </w:rPr>
         <w:t>single core</w:t>
       </w:r>
       <w:r>
+        <w:rPr>
+          <w:b w:val="0"/>
+          <w:i w:val="0"/>
+        </w:rPr>
         <w:t>, running tasks "concurrently" actually means:</w:t>
       </w:r>
     </w:p>
     <w:p>
       <w:r>
+        <w:rPr>
+          <w:b w:val="0"/>
+          <w:i w:val="0"/>
+        </w:rPr>
         <w:t>A. The tasks run literally at the same instant</w:t>
       </w:r>
     </w:p>
     <w:p>
       <w:r>
+        <w:rPr>
+          <w:b w:val="0"/>
+          <w:i w:val="0"/>
+        </w:rPr>
         <w:t>B. The processor time-slices, rapidly switching between tasks</w:t>
       </w:r>
     </w:p>
     <w:p>
       <w:r>
+        <w:rPr>
+          <w:b w:val="0"/>
+          <w:i w:val="0"/>
+        </w:rPr>
         <w:t>C. The tasks are cached</w:t>
       </w:r>
     </w:p>
     <w:p>
       <w:r>
+        <w:rPr>
+          <w:b w:val="0"/>
+          <w:i w:val="0"/>
+        </w:rPr>
         <w:t>D. Only one task can ever be started</w:t>
       </w:r>
     </w:p>
     <w:p>
       <w:r>
+        <w:rPr>
+          <w:b w:val="0"/>
+          <w:i w:val="0"/>
+        </w:rPr>
         <w:t>Your answer: ☐</w:t>
       </w:r>
     </w:p>
@@ -249,35 +327,60 @@
       <w:r>
         <w:rPr>
           <w:b/>
+          <w:i w:val="0"/>
         </w:rPr>
         <w:t>5.</w:t>
       </w:r>
       <w:r>
+        <w:rPr>
+          <w:b w:val="0"/>
+          <w:i w:val="0"/>
+        </w:rPr>
         <w:t xml:space="preserve"> A key benefit of doing a long file download concurrently with the rest of a program is that:</w:t>
       </w:r>
     </w:p>
     <w:p>
       <w:r>
+        <w:rPr>
+          <w:b w:val="0"/>
+          <w:i w:val="0"/>
+        </w:rPr>
         <w:t>A. The download is guaranteed to finish instantly</w:t>
       </w:r>
     </w:p>
     <w:p>
       <w:r>
+        <w:rPr>
+          <w:b w:val="0"/>
+          <w:i w:val="0"/>
+        </w:rPr>
         <w:t>B. The user interface stays responsive while the download runs</w:t>
       </w:r>
     </w:p>
     <w:p>
       <w:r>
+        <w:rPr>
+          <w:b w:val="0"/>
+          <w:i w:val="0"/>
+        </w:rPr>
         <w:t>C. Race conditions become impossible</w:t>
       </w:r>
     </w:p>
     <w:p>
       <w:r>
+        <w:rPr>
+          <w:b w:val="0"/>
+          <w:i w:val="0"/>
+        </w:rPr>
         <w:t>D. The program no longer needs any inputs</w:t>
       </w:r>
     </w:p>
     <w:p>
       <w:r>
+        <w:rPr>
+          <w:b w:val="0"/>
+          <w:i w:val="0"/>
+        </w:rPr>
         <w:t>Your answer: ☐</w:t>
       </w:r>
     </w:p>
@@ -285,35 +388,60 @@
       <w:r>
         <w:rPr>
           <w:b/>
+          <w:i w:val="0"/>
         </w:rPr>
         <w:t>6.</w:t>
       </w:r>
       <w:r>
+        <w:rPr>
+          <w:b w:val="0"/>
+          <w:i w:val="0"/>
+        </w:rPr>
         <w:t xml:space="preserve"> Two processes each hold a resource the other needs and neither will release it, so both wait forever. This is:</w:t>
       </w:r>
     </w:p>
     <w:p>
       <w:r>
+        <w:rPr>
+          <w:b w:val="0"/>
+          <w:i w:val="0"/>
+        </w:rPr>
         <w:t>A. Caching</w:t>
       </w:r>
     </w:p>
     <w:p>
       <w:r>
+        <w:rPr>
+          <w:b w:val="0"/>
+          <w:i w:val="0"/>
+        </w:rPr>
         <w:t>B. Deadlock</w:t>
       </w:r>
     </w:p>
     <w:p>
       <w:r>
+        <w:rPr>
+          <w:b w:val="0"/>
+          <w:i w:val="0"/>
+        </w:rPr>
         <w:t>C. Decomposition</w:t>
       </w:r>
     </w:p>
     <w:p>
       <w:r>
+        <w:rPr>
+          <w:b w:val="0"/>
+          <w:i w:val="0"/>
+        </w:rPr>
         <w:t>D. A precondition</w:t>
       </w:r>
     </w:p>
     <w:p>
       <w:r>
+        <w:rPr>
+          <w:b w:val="0"/>
+          <w:i w:val="0"/>
+        </w:rPr>
         <w:t>Your answer: ☐</w:t>
       </w:r>
     </w:p>
@@ -329,6 +457,10 @@
         <w:pStyle w:val="Heading2"/>
       </w:pPr>
       <w:r>
+        <w:rPr>
+          <w:b w:val="0"/>
+          <w:i w:val="0"/>
+        </w:rPr>
         <w:t>Section B — Short answer (9 marks)</w:t>
       </w:r>
     </w:p>
@@ -336,15 +468,21 @@
       <w:r>
         <w:rPr>
           <w:b/>
+          <w:i w:val="0"/>
         </w:rPr>
         <w:t>7.</w:t>
       </w:r>
       <w:r>
+        <w:rPr>
+          <w:b w:val="0"/>
+          <w:i w:val="0"/>
+        </w:rPr>
         <w:t xml:space="preserve"> An online store generates a sales report by (i) totalling each region's sales and (ii) combining the regional totals into a grand total. Explain which part could run concurrently and which must run afterwards, referring to data dependency. </w:t>
       </w:r>
       <w:r>
         <w:rPr>
           <w:b/>
+          <w:i w:val="0"/>
         </w:rPr>
         <w:t>[3]</w:t>
       </w:r>
@@ -406,33 +544,49 @@
       <w:r>
         <w:rPr>
           <w:b/>
+          <w:i w:val="0"/>
         </w:rPr>
         <w:t>8.</w:t>
       </w:r>
       <w:r>
+        <w:rPr>
+          <w:b w:val="0"/>
+          <w:i w:val="0"/>
+        </w:rPr>
         <w:t xml:space="preserve"> Discuss </w:t>
       </w:r>
       <w:r>
         <w:rPr>
           <w:b/>
+          <w:i w:val="0"/>
         </w:rPr>
         <w:t>one</w:t>
       </w:r>
       <w:r>
+        <w:rPr>
+          <w:b w:val="0"/>
+          <w:i w:val="0"/>
+        </w:rPr>
         <w:t xml:space="preserve"> benefit and </w:t>
       </w:r>
       <w:r>
         <w:rPr>
           <w:b/>
+          <w:i w:val="0"/>
         </w:rPr>
         <w:t>one</w:t>
       </w:r>
       <w:r>
+        <w:rPr>
+          <w:b w:val="0"/>
+          <w:i w:val="0"/>
+        </w:rPr>
         <w:t xml:space="preserve"> trade-off of using concurrency to load the images on a busy news website. </w:t>
       </w:r>
       <w:r>
         <w:rPr>
           <w:b/>
+          <w:i w:val="0"/>
         </w:rPr>
         <w:t>[2]</w:t>
       </w:r>
@@ -479,24 +633,35 @@
       <w:r>
         <w:rPr>
           <w:b/>
+          <w:i w:val="0"/>
         </w:rPr>
         <w:t>9.</w:t>
       </w:r>
       <w:r>
+        <w:rPr>
+          <w:b w:val="0"/>
+          <w:i w:val="0"/>
+        </w:rPr>
         <w:t xml:space="preserve"> Explain why running a task concurrently is </w:t>
       </w:r>
       <w:r>
         <w:rPr>
           <w:b/>
+          <w:i w:val="0"/>
         </w:rPr>
         <w:t>not always faster</w:t>
       </w:r>
       <w:r>
+        <w:rPr>
+          <w:b w:val="0"/>
+          <w:i w:val="0"/>
+        </w:rPr>
         <w:t xml:space="preserve">, giving one reason. </w:t>
       </w:r>
       <w:r>
         <w:rPr>
           <w:b/>
+          <w:i w:val="0"/>
         </w:rPr>
         <w:t>[2]</w:t>
       </w:r>
@@ -543,24 +708,35 @@
       <w:r>
         <w:rPr>
           <w:b/>
+          <w:i w:val="0"/>
         </w:rPr>
         <w:t>10.</w:t>
       </w:r>
       <w:r>
+        <w:rPr>
+          <w:b w:val="0"/>
+          <w:i w:val="0"/>
+        </w:rPr>
         <w:t xml:space="preserve"> State what a </w:t>
       </w:r>
       <w:r>
         <w:rPr>
+          <w:b w:val="0"/>
           <w:i/>
         </w:rPr>
         <w:t>race condition</w:t>
       </w:r>
       <w:r>
+        <w:rPr>
+          <w:b w:val="0"/>
+          <w:i w:val="0"/>
+        </w:rPr>
         <w:t xml:space="preserve"> is and give one example of where it could occur in a shared online ticket-booking system. </w:t>
       </w:r>
       <w:r>
         <w:rPr>
           <w:b/>
+          <w:i w:val="0"/>
         </w:rPr>
         <w:t>[2]</w:t>
       </w:r>
@@ -615,6 +791,10 @@
         <w:pStyle w:val="Heading2"/>
       </w:pPr>
       <w:r>
+        <w:rPr>
+          <w:b w:val="0"/>
+          <w:i w:val="0"/>
+        </w:rPr>
         <w:t>Section C — Applied question (5 marks)</w:t>
       </w:r>
     </w:p>
@@ -622,42 +802,63 @@
       <w:r>
         <w:rPr>
           <w:b/>
+          <w:i w:val="0"/>
         </w:rPr>
         <w:t>11.</w:t>
       </w:r>
       <w:r>
+        <w:rPr>
+          <w:b w:val="0"/>
+          <w:i w:val="0"/>
+        </w:rPr>
         <w:t xml:space="preserve"> A photo-sharing app must, when a user uploads a photo: (a) generate three different thumbnail sizes, (b) scan the image for prohibited content, and (c) save the original to storage. Using </w:t>
       </w:r>
       <w:r>
         <w:rPr>
+          <w:b w:val="0"/>
           <w:i/>
         </w:rPr>
         <w:t>thinking concurrently</w:t>
       </w:r>
       <w:r>
+        <w:rPr>
+          <w:b w:val="0"/>
+          <w:i w:val="0"/>
+        </w:rPr>
         <w:t xml:space="preserve">, identify which of these tasks could run at the same time and which must be sequenced, then discuss </w:t>
       </w:r>
       <w:r>
         <w:rPr>
           <w:b/>
+          <w:i w:val="0"/>
         </w:rPr>
         <w:t>one</w:t>
       </w:r>
       <w:r>
+        <w:rPr>
+          <w:b w:val="0"/>
+          <w:i w:val="0"/>
+        </w:rPr>
         <w:t xml:space="preserve"> benefit and </w:t>
       </w:r>
       <w:r>
         <w:rPr>
           <w:b/>
+          <w:i w:val="0"/>
         </w:rPr>
         <w:t>one</w:t>
       </w:r>
       <w:r>
+        <w:rPr>
+          <w:b w:val="0"/>
+          <w:i w:val="0"/>
+        </w:rPr>
         <w:t xml:space="preserve"> trade-off of running them concurrently. </w:t>
       </w:r>
       <w:r>
         <w:rPr>
           <w:b/>
+          <w:i w:val="0"/>
         </w:rPr>
         <w:t>[5]</w:t>
       </w:r>

--- a/Course/2 Component 2 - Algorithms and Programming/2.1 Elements of Computational Thinking/2.1.5 Thinking Concurrently/3 Worksheet (editable).docx
+++ b/Course/2 Component 2 - Algorithms and Programming/2.1 Elements of Computational Thinking/2.1.5 Thinking Concurrently/3 Worksheet (editable).docx
@@ -487,38 +487,32 @@
         <w:t>[3]</w:t>
       </w:r>
     </w:p>
-    <w:p>
-      <w:pPr>
-        <w:spacing w:before="260"/>
-        <w:pBdr>
-          <w:bottom w:val="single" w:sz="4" w:space="1" w:color="AAB4C0"/>
-        </w:pBdr>
-      </w:pPr>
-    </w:p>
-    <w:p>
-      <w:pPr>
-        <w:spacing w:before="260"/>
-        <w:pBdr>
-          <w:bottom w:val="single" w:sz="4" w:space="1" w:color="AAB4C0"/>
-        </w:pBdr>
-      </w:pPr>
-    </w:p>
-    <w:p>
-      <w:pPr>
-        <w:spacing w:before="260"/>
-        <w:pBdr>
-          <w:bottom w:val="single" w:sz="4" w:space="1" w:color="AAB4C0"/>
-        </w:pBdr>
-      </w:pPr>
-    </w:p>
-    <w:p>
-      <w:pPr>
-        <w:spacing w:before="260"/>
-        <w:pBdr>
-          <w:bottom w:val="single" w:sz="4" w:space="1" w:color="AAB4C0"/>
-        </w:pBdr>
-      </w:pPr>
-    </w:p>
+    <w:tbl>
+      <w:tblPr>
+        <w:tblStyle w:val="TableGrid"/>
+        <w:tblW w:type="auto" w:w="0"/>
+        <w:tblLook w:firstColumn="1" w:firstRow="1" w:lastColumn="0" w:lastRow="0" w:noHBand="0" w:noVBand="1" w:val="04A0"/>
+      </w:tblPr>
+      <w:tblGrid>
+        <w:gridCol w:w="8640"/>
+      </w:tblGrid>
+      <w:tr>
+        <w:trPr>
+          <w:trHeight w:val="1360" w:hRule="atLeast"/>
+        </w:trPr>
+        <w:tc>
+          <w:tcPr>
+            <w:tcW w:type="dxa" w:w="8640"/>
+          </w:tcPr>
+          <w:p>
+            <w:pPr>
+              <w:spacing w:before="40"/>
+            </w:pPr>
+          </w:p>
+        </w:tc>
+      </w:tr>
+    </w:tbl>
+    <w:p/>
     <w:p>
       <w:pPr>
         <w:pBdr>
@@ -591,30 +585,32 @@
         <w:t>[2]</w:t>
       </w:r>
     </w:p>
-    <w:p>
-      <w:pPr>
-        <w:spacing w:before="260"/>
-        <w:pBdr>
-          <w:bottom w:val="single" w:sz="4" w:space="1" w:color="AAB4C0"/>
-        </w:pBdr>
-      </w:pPr>
-    </w:p>
-    <w:p>
-      <w:pPr>
-        <w:spacing w:before="260"/>
-        <w:pBdr>
-          <w:bottom w:val="single" w:sz="4" w:space="1" w:color="AAB4C0"/>
-        </w:pBdr>
-      </w:pPr>
-    </w:p>
-    <w:p>
-      <w:pPr>
-        <w:spacing w:before="260"/>
-        <w:pBdr>
-          <w:bottom w:val="single" w:sz="4" w:space="1" w:color="AAB4C0"/>
-        </w:pBdr>
-      </w:pPr>
-    </w:p>
+    <w:tbl>
+      <w:tblPr>
+        <w:tblStyle w:val="TableGrid"/>
+        <w:tblW w:type="auto" w:w="0"/>
+        <w:tblLook w:firstColumn="1" w:firstRow="1" w:lastColumn="0" w:lastRow="0" w:noHBand="0" w:noVBand="1" w:val="04A0"/>
+      </w:tblPr>
+      <w:tblGrid>
+        <w:gridCol w:w="8640"/>
+      </w:tblGrid>
+      <w:tr>
+        <w:trPr>
+          <w:trHeight w:val="1020" w:hRule="atLeast"/>
+        </w:trPr>
+        <w:tc>
+          <w:tcPr>
+            <w:tcW w:type="dxa" w:w="8640"/>
+          </w:tcPr>
+          <w:p>
+            <w:pPr>
+              <w:spacing w:before="40"/>
+            </w:pPr>
+          </w:p>
+        </w:tc>
+      </w:tr>
+    </w:tbl>
+    <w:p/>
     <w:p>
       <w:pPr>
         <w:pBdr>
@@ -666,30 +662,32 @@
         <w:t>[2]</w:t>
       </w:r>
     </w:p>
-    <w:p>
-      <w:pPr>
-        <w:spacing w:before="260"/>
-        <w:pBdr>
-          <w:bottom w:val="single" w:sz="4" w:space="1" w:color="AAB4C0"/>
-        </w:pBdr>
-      </w:pPr>
-    </w:p>
-    <w:p>
-      <w:pPr>
-        <w:spacing w:before="260"/>
-        <w:pBdr>
-          <w:bottom w:val="single" w:sz="4" w:space="1" w:color="AAB4C0"/>
-        </w:pBdr>
-      </w:pPr>
-    </w:p>
-    <w:p>
-      <w:pPr>
-        <w:spacing w:before="260"/>
-        <w:pBdr>
-          <w:bottom w:val="single" w:sz="4" w:space="1" w:color="AAB4C0"/>
-        </w:pBdr>
-      </w:pPr>
-    </w:p>
+    <w:tbl>
+      <w:tblPr>
+        <w:tblStyle w:val="TableGrid"/>
+        <w:tblW w:type="auto" w:w="0"/>
+        <w:tblLook w:firstColumn="1" w:firstRow="1" w:lastColumn="0" w:lastRow="0" w:noHBand="0" w:noVBand="1" w:val="04A0"/>
+      </w:tblPr>
+      <w:tblGrid>
+        <w:gridCol w:w="8640"/>
+      </w:tblGrid>
+      <w:tr>
+        <w:trPr>
+          <w:trHeight w:val="1020" w:hRule="atLeast"/>
+        </w:trPr>
+        <w:tc>
+          <w:tcPr>
+            <w:tcW w:type="dxa" w:w="8640"/>
+          </w:tcPr>
+          <w:p>
+            <w:pPr>
+              <w:spacing w:before="40"/>
+            </w:pPr>
+          </w:p>
+        </w:tc>
+      </w:tr>
+    </w:tbl>
+    <w:p/>
     <w:p>
       <w:pPr>
         <w:pBdr>
@@ -741,30 +739,32 @@
         <w:t>[2]</w:t>
       </w:r>
     </w:p>
-    <w:p>
-      <w:pPr>
-        <w:spacing w:before="260"/>
-        <w:pBdr>
-          <w:bottom w:val="single" w:sz="4" w:space="1" w:color="AAB4C0"/>
-        </w:pBdr>
-      </w:pPr>
-    </w:p>
-    <w:p>
-      <w:pPr>
-        <w:spacing w:before="260"/>
-        <w:pBdr>
-          <w:bottom w:val="single" w:sz="4" w:space="1" w:color="AAB4C0"/>
-        </w:pBdr>
-      </w:pPr>
-    </w:p>
-    <w:p>
-      <w:pPr>
-        <w:spacing w:before="260"/>
-        <w:pBdr>
-          <w:bottom w:val="single" w:sz="4" w:space="1" w:color="AAB4C0"/>
-        </w:pBdr>
-      </w:pPr>
-    </w:p>
+    <w:tbl>
+      <w:tblPr>
+        <w:tblStyle w:val="TableGrid"/>
+        <w:tblW w:type="auto" w:w="0"/>
+        <w:tblLook w:firstColumn="1" w:firstRow="1" w:lastColumn="0" w:lastRow="0" w:noHBand="0" w:noVBand="1" w:val="04A0"/>
+      </w:tblPr>
+      <w:tblGrid>
+        <w:gridCol w:w="8640"/>
+      </w:tblGrid>
+      <w:tr>
+        <w:trPr>
+          <w:trHeight w:val="1020" w:hRule="atLeast"/>
+        </w:trPr>
+        <w:tc>
+          <w:tcPr>
+            <w:tcW w:type="dxa" w:w="8640"/>
+          </w:tcPr>
+          <w:p>
+            <w:pPr>
+              <w:spacing w:before="40"/>
+            </w:pPr>
+          </w:p>
+        </w:tc>
+      </w:tr>
+    </w:tbl>
+    <w:p/>
     <w:p>
       <w:pPr>
         <w:pBdr>
@@ -863,62 +863,32 @@
         <w:t>[5]</w:t>
       </w:r>
     </w:p>
-    <w:p>
-      <w:pPr>
-        <w:spacing w:before="260"/>
-        <w:pBdr>
-          <w:bottom w:val="single" w:sz="4" w:space="1" w:color="AAB4C0"/>
-        </w:pBdr>
-      </w:pPr>
-    </w:p>
-    <w:p>
-      <w:pPr>
-        <w:spacing w:before="260"/>
-        <w:pBdr>
-          <w:bottom w:val="single" w:sz="4" w:space="1" w:color="AAB4C0"/>
-        </w:pBdr>
-      </w:pPr>
-    </w:p>
-    <w:p>
-      <w:pPr>
-        <w:spacing w:before="260"/>
-        <w:pBdr>
-          <w:bottom w:val="single" w:sz="4" w:space="1" w:color="AAB4C0"/>
-        </w:pBdr>
-      </w:pPr>
-    </w:p>
-    <w:p>
-      <w:pPr>
-        <w:spacing w:before="260"/>
-        <w:pBdr>
-          <w:bottom w:val="single" w:sz="4" w:space="1" w:color="AAB4C0"/>
-        </w:pBdr>
-      </w:pPr>
-    </w:p>
-    <w:p>
-      <w:pPr>
-        <w:spacing w:before="260"/>
-        <w:pBdr>
-          <w:bottom w:val="single" w:sz="4" w:space="1" w:color="AAB4C0"/>
-        </w:pBdr>
-      </w:pPr>
-    </w:p>
-    <w:p>
-      <w:pPr>
-        <w:spacing w:before="260"/>
-        <w:pBdr>
-          <w:bottom w:val="single" w:sz="4" w:space="1" w:color="AAB4C0"/>
-        </w:pBdr>
-      </w:pPr>
-    </w:p>
-    <w:p>
-      <w:pPr>
-        <w:spacing w:before="260"/>
-        <w:pBdr>
-          <w:bottom w:val="single" w:sz="4" w:space="1" w:color="AAB4C0"/>
-        </w:pBdr>
-      </w:pPr>
-    </w:p>
+    <w:tbl>
+      <w:tblPr>
+        <w:tblStyle w:val="TableGrid"/>
+        <w:tblW w:type="auto" w:w="0"/>
+        <w:tblLook w:firstColumn="1" w:firstRow="1" w:lastColumn="0" w:lastRow="0" w:noHBand="0" w:noVBand="1" w:val="04A0"/>
+      </w:tblPr>
+      <w:tblGrid>
+        <w:gridCol w:w="8640"/>
+      </w:tblGrid>
+      <w:tr>
+        <w:trPr>
+          <w:trHeight w:val="2380" w:hRule="atLeast"/>
+        </w:trPr>
+        <w:tc>
+          <w:tcPr>
+            <w:tcW w:type="dxa" w:w="8640"/>
+          </w:tcPr>
+          <w:p>
+            <w:pPr>
+              <w:spacing w:before="40"/>
+            </w:pPr>
+          </w:p>
+        </w:tc>
+      </w:tr>
+    </w:tbl>
+    <w:p/>
     <w:p>
       <w:pPr>
         <w:pBdr>
